--- a/design/Bloom_Wars_GDD_v0.2.docx
+++ b/design/Bloom_Wars_GDD_v0.2.docx
@@ -315,13 +315,7 @@
               <w:t xml:space="preserve">spoiler lock — absolute</w:t>
             </w:r>
             <w:r>
-              <w:t xml:space="preserve"> </w:t>
-            </w:r>
-            <w:r>
-              <w:t xml:space="preserve">The reserved term</w:t>
-            </w:r>
-            <w:r>
-              <w:t xml:space="preserve"> </w:t>
+              <w:t xml:space="preserve"> The reserved term </w:t>
             </w:r>
             <w:r>
               <w:rPr>
@@ -331,13 +325,7 @@
               <w:t xml:space="preserve">must never appear</w:t>
             </w:r>
             <w:r>
-              <w:t xml:space="preserve"> </w:t>
-            </w:r>
-            <w:r>
-              <w:t xml:space="preserve">in any game text, code comment, asset filename, id string, commit message, or UI string. It appears in this design document only where it names one of your own source files, which never ship. Section 2 of the Build Brief specifies this as a build-failing lint rule rather than a convention, because conventions erode under prototype pressure and lint rules do not.</w:t>
-            </w:r>
-            <w:r>
-              <w:t xml:space="preserve"> </w:t>
+              <w:t xml:space="preserve"> in any game text, code comment, asset filename, id string, commit message, or UI string. It appears in this design document only where it names one of your own source files, which never ship. Section 2 of the Build Brief specifies this as a build-failing lint rule rather than a convention, because conventions erode under prototype pressure and lint rules do not. </w:t>
             </w:r>
             <w:r>
               <w:rPr>
@@ -396,13 +384,7 @@
               <w:t xml:space="preserve">current status, added 9 Sep 2026 — read this before anything else in the document</w:t>
             </w:r>
             <w:r>
-              <w:t xml:space="preserve"> </w:t>
-            </w:r>
-            <w:r>
-              <w:t xml:space="preserve">This document is the</w:t>
-            </w:r>
-            <w:r>
-              <w:t xml:space="preserve"> </w:t>
+              <w:t xml:space="preserve"> This document is the </w:t>
             </w:r>
             <w:r>
               <w:rPr>
@@ -412,10 +394,7 @@
               <w:t xml:space="preserve">systems reference</w:t>
             </w:r>
             <w:r>
-              <w:t xml:space="preserve">: the class triangle, the chassis layer, the Loadout system (renamed from "Meks," §6), the Heirloom/Requiem system, mission objective types, the encoding scheme — all still in force, still authoritative. What's archived, not current: the specific 4-mission Team One vertical slice, its 5-pilot roster, and Mission 3's scripted wipe throughout §10. The live game is much bigger — Warden Company's complete 36-mission Early Access campaign, a second complete 36-mission House Amaranth campaign, up to 20 recruitable pilots across 4 lances (deploy caps still Act-gated at 5/10/15), the Archive replacing the old six-category Codex concept, and a full Frame Systems layer (§6.5) among other things. For what's actually live today, read</w:t>
-            </w:r>
-            <w:r>
-              <w:t xml:space="preserve"> </w:t>
+              <w:t xml:space="preserve">: the class triangle, the chassis layer, the Loadout system (renamed from "Meks," §6), the Heirloom/Requiem system, mission objective types, the encoding scheme — all still in force, still authoritative. What's archived, not current: the specific 4-mission Team One vertical slice, its 5-pilot roster, and Mission 3's scripted wipe throughout §10. The live game is much bigger — Warden Company's complete 36-mission Early Access campaign, a second complete 36-mission House Amaranth campaign, up to 20 recruitable pilots across 4 lances (deploy caps still Act-gated at 5/10/15), the Archive replacing the old six-category Codex concept, and a full Frame Systems layer (§6.5) among other things. For what's actually live today, read </w:t>
             </w:r>
             <w:r>
               <w:rPr>
@@ -424,13 +403,7 @@
               <w:t xml:space="preserve">Bloom_Wars_Independent_Campaign_The_Amaranth_Reckoning.md</w:t>
             </w:r>
             <w:r>
-              <w:t xml:space="preserve"> </w:t>
-            </w:r>
-            <w:r>
-              <w:t xml:space="preserve">and</w:t>
-            </w:r>
-            <w:r>
-              <w:t xml:space="preserve"> </w:t>
+              <w:t xml:space="preserve"> and </w:t>
             </w:r>
             <w:r>
               <w:rPr>
@@ -658,10 +631,7 @@
               <w:jc w:val="left"/>
             </w:pPr>
             <w:r>
-              <w:t xml:space="preserve">Option B, permanently.</w:t>
-            </w:r>
-            <w:r>
-              <w:t xml:space="preserve"> </w:t>
+              <w:t xml:space="preserve">Option B, permanently. </w:t>
             </w:r>
             <w:r>
               <w:rPr>
@@ -671,10 +641,7 @@
               <w:t xml:space="preserve">Renamed Loadouts, 28 Aug 2026 — see the note at the top of §6.</w:t>
             </w:r>
             <w:r>
-              <w:t xml:space="preserve"> </w:t>
-            </w:r>
-            <w:r>
-              <w:t xml:space="preserve">Loadouts are passive, specialised, one per pilot.</w:t>
+              <w:t xml:space="preserve"> Loadouts are passive, specialised, one per pilot.</w:t>
             </w:r>
           </w:p>
         </w:tc>
@@ -897,13 +864,7 @@
         <w:t xml:space="preserve">Fix: Meeps &gt; Reeps &gt; Tank &gt; Meeps.</w:t>
       </w:r>
       <w:r>
-        <w:t xml:space="preserve"> </w:t>
-      </w:r>
-      <w:r>
-        <w:t xml:space="preserve">Tank beats Meeps in a straight trade, which is what your own Meeps row already implies. Meeps’ counterplay against Tank is not damage, it is</w:t>
-      </w:r>
-      <w:r>
-        <w:t xml:space="preserve"> </w:t>
+        <w:t xml:space="preserve"> Tank beats Meeps in a straight trade, which is what your own Meeps row already implies. Meeps’ counterplay against Tank is not damage, it is </w:t>
       </w:r>
       <w:r>
         <w:rPr>
@@ -913,10 +874,7 @@
         <w:t xml:space="preserve">position</w:t>
       </w:r>
       <w:r>
-        <w:t xml:space="preserve"> </w:t>
-      </w:r>
-      <w:r>
-        <w:t xml:space="preserve">— a 6-move melee unit does not fight the Tank, it goes around the Tank to reach the Reeps and the Munti. That in turn gives the Tank its actual job: standing where the Meeps wants to walk. The full reasoning and the validated numbers are in §4.</w:t>
+        <w:t xml:space="preserve"> — a 6-move melee unit does not fight the Tank, it goes around the Tank to reach the Reeps and the Munti. That in turn gives the Tank its actual job: standing where the Meeps wants to walk. The full reasoning and the validated numbers are in §4.</w:t>
       </w:r>
     </w:p>
     <w:bookmarkEnd w:id="22"/>
@@ -1000,10 +958,7 @@
               <w:t xml:space="preserve">what i could not check</w:t>
             </w:r>
             <w:r>
-              <w:t xml:space="preserve"> </w:t>
-            </w:r>
-            <w:r>
-              <w:t xml:space="preserve">I do not have access to the source folder from this session, so every name, roster detail, points-shop value and Bestiary category in these documents is reconstructed from what v0.1 quotes rather than read from the files. Anywhere that matters I have marked the field rather than guessing quietly. §15 is a checklist of exactly what to verify when you open the folder.</w:t>
+              <w:t xml:space="preserve"> I do not have access to the source folder from this session, so every name, roster detail, points-shop value and Bestiary category in these documents is reconstructed from what v0.1 quotes rather than read from the files. Anywhere that matters I have marked the field rather than guessing quietly. §15 is a checklist of exactly what to verify when you open the folder.</w:t>
             </w:r>
           </w:p>
         </w:tc>
@@ -1030,10 +985,7 @@
         <w:pStyle w:val="FirstParagraph"/>
       </w:pPr>
       <w:r>
-        <w:t xml:space="preserve">Unchanged from v0.1 and restated here so this document stands alone.</w:t>
-      </w:r>
-      <w:r>
-        <w:t xml:space="preserve"> </w:t>
+        <w:t xml:space="preserve">Unchanged from v0.1 and restated here so this document stands alone. </w:t>
       </w:r>
       <w:r>
         <w:rPr>
@@ -1043,10 +995,7 @@
         <w:t xml:space="preserve">Entirely military era.</w:t>
       </w:r>
       <w:r>
-        <w:t xml:space="preserve"> </w:t>
-      </w:r>
-      <w:r>
-        <w:t xml:space="preserve">No academy content, no cadet missions. The player commands a five-pilot Party from a MeltaDread-era Bloom-fighting campaign into the rebellion arc.</w:t>
+        <w:t xml:space="preserve"> No academy content, no cadet missions. The player commands a five-pilot Party from a MeltaDread-era Bloom-fighting campaign into the rebellion arc.</w:t>
       </w:r>
     </w:p>
     <w:bookmarkStart w:id="27" w:name="Xa74a349107e80850e4b1880a8f46aa71c0e562f"/>
@@ -1077,10 +1026,7 @@
         <w:t xml:space="preserve">Act 1 — MeltaDread.</w:t>
       </w:r>
       <w:r>
-        <w:t xml:space="preserve"> </w:t>
-      </w:r>
-      <w:r>
-        <w:t xml:space="preserve">Bloom-fighting missions, Team One/Team Two roster, the web-of-orders thread running underneath as framing rather than narration.</w:t>
+        <w:t xml:space="preserve"> Bloom-fighting missions, Team One/Team Two roster, the web-of-orders thread running underneath as framing rather than narration.</w:t>
       </w:r>
     </w:p>
     <w:p>
@@ -1098,10 +1044,7 @@
         <w:t xml:space="preserve">Act 2 — The Rebellion.</w:t>
       </w:r>
       <w:r>
-        <w:t xml:space="preserve"> </w:t>
-      </w:r>
-      <w:r>
-        <w:t xml:space="preserve">Opens on the central node raid, the AI pact, the push against the oligarchy’s core worlds. Shorter for v1: enough missions to land the tone shift.</w:t>
+        <w:t xml:space="preserve"> Opens on the central node raid, the AI pact, the push against the oligarchy’s core worlds. Shorter for v1: enough missions to land the tone shift.</w:t>
       </w:r>
     </w:p>
     <w:bookmarkEnd w:id="27"/>
@@ -1137,14 +1080,7 @@
           <w:bCs/>
           <w:b/>
         </w:rPr>
-        <w:t xml:space="preserve">1.3 What</w:t>
-      </w:r>
-      <w:r>
-        <w:rPr>
-          <w:bCs/>
-          <w:b/>
-        </w:rPr>
-        <w:t xml:space="preserve"> </w:t>
+        <w:t xml:space="preserve">1.3 What </w:t>
       </w:r>
       <w:r>
         <w:rPr>
@@ -1188,14 +1124,7 @@
           <w:bCs/>
           <w:b/>
         </w:rPr>
-        <w:t xml:space="preserve"> </w:t>
-      </w:r>
-      <w:r>
-        <w:rPr>
-          <w:bCs/>
-          <w:b/>
-        </w:rPr>
-        <w:t xml:space="preserve">changes, and what it must not change</w:t>
+        <w:t xml:space="preserve"> changes, and what it must not change</w:t>
       </w:r>
     </w:p>
     <w:p>
@@ -1235,13 +1164,7 @@
               <w:t xml:space="preserve">architectural rule — engine/render split</w:t>
             </w:r>
             <w:r>
-              <w:t xml:space="preserve"> </w:t>
-            </w:r>
-            <w:r>
-              <w:t xml:space="preserve">No file under /src/engine or /src/data</w:t>
-            </w:r>
-            <w:r>
-              <w:t xml:space="preserve"> </w:t>
+              <w:t xml:space="preserve"> No file under /src/engine or /src/data </w:t>
             </w:r>
             <w:r>
               <w:rPr>
@@ -1251,10 +1174,7 @@
               <w:t xml:space="preserve">may import Phaser.</w:t>
             </w:r>
             <w:r>
-              <w:t xml:space="preserve"> </w:t>
-            </w:r>
-            <w:r>
-              <w:t xml:space="preserve">Grid, pathfinding, turn order, the combat resolver, the AI, win/loss evaluation and all data tables are plain TypeScript with no engine dependency. Phaser appears only in /src/scenes and /src/ui, which read from the engine and draw. A Godot port then re-implements the drawing layer against an engine that already works and is already tested headlessly. This costs nothing now. It is the difference between porting and rebuilding later, and it is also what makes the headless simulation harness in the Build Brief possible at all.</w:t>
+              <w:t xml:space="preserve"> Grid, pathfinding, turn order, the combat resolver, the AI, win/loss evaluation and all data tables are plain TypeScript with no engine dependency. Phaser appears only in /src/scenes and /src/ui, which read from the engine and draw. A Godot port then re-implements the drawing layer against an engine that already works and is already tested headlessly. This costs nothing now. It is the difference between porting and rebuilding later, and it is also what makes the headless simulation harness in the Build Brief possible at all.</w:t>
             </w:r>
           </w:p>
         </w:tc>
@@ -1309,10 +1229,7 @@
         <w:t xml:space="preserve">TypeScript + Vite + Phaser 3.</w:t>
       </w:r>
       <w:r>
-        <w:t xml:space="preserve"> </w:t>
-      </w:r>
-      <w:r>
-        <w:t xml:space="preserve">Confirmed, per your decision. Phaser is the standard open-source 2D engine for this genre and has enough reference material for an agentic coder to work against; Vite gives instant reload with almost no config; TypeScript catches exactly the class of stat-table mistake this project is most exposed to.</w:t>
+        <w:t xml:space="preserve"> Confirmed, per your decision. Phaser is the standard open-source 2D engine for this genre and has enough reference material for an agentic coder to work against; Vite gives instant reload with almost no config; TypeScript catches exactly the class of stat-table mistake this project is most exposed to.</w:t>
       </w:r>
     </w:p>
     <w:bookmarkStart w:id="32" w:name="X9ca9e0986bc0adf1d143e8f3475d445abe0db3f"/>
@@ -1356,8 +1273,6 @@
       </w:r>
       <w:r>
         <w:br/>
-      </w:r>
-      <w:r>
         <w:br/>
       </w:r>
       <w:r>
@@ -1368,8 +1283,6 @@
       </w:r>
       <w:r>
         <w:br/>
-      </w:r>
-      <w:r>
         <w:br/>
       </w:r>
       <w:r>
@@ -1380,8 +1293,6 @@
       </w:r>
       <w:r>
         <w:br/>
-      </w:r>
-      <w:r>
         <w:br/>
       </w:r>
       <w:r>
@@ -1392,8 +1303,6 @@
       </w:r>
       <w:r>
         <w:br/>
-      </w:r>
-      <w:r>
         <w:br/>
       </w:r>
       <w:r>
@@ -1404,8 +1313,6 @@
       </w:r>
       <w:r>
         <w:br/>
-      </w:r>
-      <w:r>
         <w:br/>
       </w:r>
       <w:r>
@@ -1503,7 +1410,15 @@
         </w:numPr>
       </w:pPr>
       <w:r>
-        <w:t xml:space="preserve">Deployment (mission start only): the player places up to five pilot units on designated deploy tiles. A pilot's Loadout is not placed — its bonuses apply automatically once the pilot is on the board.</w:t>
+        <w:t xml:space="preserve">Deployment (mission start only): the player places up to five pilot units</w:t>
+      </w:r>
+      <w:ins w:id="9002" w:author="Claude" w:date="2026-09-23T11:00:00Z">
+        <w:r>
+          <w:t xml:space="preserve"> in Act I (ten in Act II, fifteen in Act III)</w:t>
+        </w:r>
+      </w:ins>
+      <w:r>
+        <w:t xml:space="preserve"> on designated deploy tiles. A pilot's Loadout is not placed — its bonuses apply automatically once the pilot is on the board.</w:t>
       </w:r>
     </w:p>
     <w:p>
@@ -1514,7 +1429,15 @@
         </w:numPr>
       </w:pPr>
       <w:r>
-        <w:t xml:space="preserve">Player turn: move, attack, use the Munti repair action, end turn.</w:t>
+        <w:t xml:space="preserve">Player turn: move, attack, use the Munti repair action, </w:t>
+      </w:r>
+      <w:ins w:id="9003" w:author="Claude" w:date="2026-09-23T11:00:00Z">
+        <w:r>
+          <w:t xml:space="preserve">recover an ejection capsule or take a hostile pilot prisoner (§3.1), talk over comms (§3.2), </w:t>
+        </w:r>
+      </w:ins>
+      <w:r>
+        <w:t xml:space="preserve">end turn.</w:t>
       </w:r>
     </w:p>
     <w:p>
@@ -1549,6 +1472,11 @@
       <w:r>
         <w:t xml:space="preserve">Win/loss check against the mission objective (§9).</w:t>
       </w:r>
+      <w:ins w:id="9004" w:author="Claude" w:date="2026-09-23T11:00:00Z">
+        <w:r>
+          <w:t xml:space="preserve"> Unrecovered ejection capsules are decided at this moment (§3.1).</w:t>
+        </w:r>
+      </w:ins>
     </w:p>
     <w:p>
       <w:pPr>
@@ -1558,8 +1486,32 @@
         </w:numPr>
       </w:pPr>
       <w:r>
-        <w:t xml:space="preserve">Debrief: points awarded, then the between-mission layer — gear tier purchases and spare Loadout parts (§6.4).</w:t>
-      </w:r>
+        <w:t xml:space="preserve">Debrief: points awarded</w:t>
+      </w:r>
+      <w:ins w:id="9005" w:author="Claude" w:date="2026-09-23T11:00:00Z">
+        <w:r>
+          <w:t xml:space="preserve">, prisoners ransomed or recruited (§3.1), and Stress and Morale moved for every deployed pilot who came home, by how each took the mission</w:t>
+        </w:r>
+      </w:ins>
+      <w:r>
+        <w:t xml:space="preserve">, then the between-mission layer — gear tier purchases and spare Loadout parts (§6.4).</w:t>
+      </w:r>
+    </w:p>
+    <w:p>
+      <w:pPr>
+        <w:numPr>
+          <w:ilvl w:val="0"/>
+          <w:numId w:val="1002"/>
+        </w:numPr>
+        <w:rPr>
+          <w:ins w:id="9007" w:author="Claude" w:date="2026-09-23T11:00:00Z"/>
+        </w:rPr>
+      </w:pPr>
+      <w:ins w:id="9006" w:author="Claude" w:date="2026-09-23T11:00:00Z">
+        <w:r>
+          <w:t xml:space="preserve">Aboard (the Hub): between missions the player walks the ship, where the crew's social sim lives. After a campaign's first Debrief, the next mission won't launch until the player has checked in with the CO once.</w:t>
+        </w:r>
+      </w:ins>
     </w:p>
     <w:bookmarkStart w:id="35" w:name="Xc550bbe10c07892decb6830c061e3170f1e6ba3"/>
     <w:p>
@@ -1571,26 +1523,61 @@
           <w:bCs/>
           <w:b/>
         </w:rPr>
-        <w:t xml:space="preserve">3.1 Restock, not death</w:t>
-      </w:r>
+        <w:t xml:space="preserve">3.1 Restock, </w:t>
+      </w:r>
+      <w:del w:id="9008" w:author="Claude" w:date="2026-09-23T11:00:00Z">
+        <w:r>
+          <w:rPr>
+            <w:bCs/>
+            <w:b/>
+          </w:rPr>
+          <w:delText xml:space="preserve">not death</w:delText>
+        </w:r>
+      </w:del>
+      <w:ins w:id="9009" w:author="Claude" w:date="2026-09-23T11:00:00Z">
+        <w:r>
+          <w:rPr>
+            <w:bCs/>
+            <w:b/>
+          </w:rPr>
+          <w:t xml:space="preserve">capsules, and permanent loss</w:t>
+        </w:r>
+      </w:ins>
     </w:p>
     <w:p>
       <w:pPr>
         <w:pStyle w:val="FirstParagraph"/>
       </w:pPr>
-      <w:r>
-        <w:t xml:space="preserve">Carried over from v0.1 and from your own locked battlefield-medicine rule: a downed unit restocks rather than dying. In game terms a pilot reduced to 0 HP is removed from the board for the remainder of that mission and returns at full strength next mission. There is exactly one exception — extraction failure — and the campaign uses it once, in §10.4.</w:t>
-      </w:r>
+      <w:del w:id="9010" w:author="Claude" w:date="2026-09-23T11:00:00Z">
+        <w:r>
+          <w:delText xml:space="preserve">Carried over from v0.1 and from your own locked battlefield-medicine rule: a downed unit restocks rather than dying. In game terms a pilot reduced to 0 HP is removed from the board for the remainder of that mission and returns at full strength next mission. There is exactly one exception — extraction failure — and the campaign uses it once, in §10.4.</w:delText>
+        </w:r>
+      </w:del>
+      <w:ins w:id="9011" w:author="Claude" w:date="2026-09-23T11:00:00Z">
+        <w:r>
+          <w:t xml:space="preserve">In the Team One vertical slice this section was first written for, a downed pilot simply restocked: off the board for the rest of the mission, back at full strength for the next, with one scripted exception in §10.4. The live campaigns replaced that with a real rule. Since 15 Sep 2026, on your call ("lets make all death leave a capsule player have to click with munties to save"), a pilot whose frame goes down leaves an ejection capsule on that tile. Only a Munti can recover it, standing on it or next to it, diagonals included, for one action, and the turn continues. Hostiles never target a capsule. The verdict waits for the end of the mission. A recovered pilot always restocks. An unrecovered one is saved on a win if a Munti is still standing, and lost for good otherwise. On a loss, every unrecovered capsule is lost. The commander is the one exemption: her going down still ends the attempt on the spot, with no capsule and nothing resolved.</w:t>
+        </w:r>
+      </w:ins>
     </w:p>
     <w:p>
       <w:pPr>
         <w:pStyle w:val="BodyText"/>
-      </w:pPr>
-      <w:r>
-        <w:t xml:space="preserve">Beacon Control is what gives this rule teeth mid-mission: it can put a downed pilot back on the board</w:t>
-      </w:r>
-      <w:r>
-        <w:t xml:space="preserve"> </w:t>
+        <w:rPr>
+          <w:ins w:id="9013" w:author="Claude" w:date="2026-09-23T11:00:00Z"/>
+        </w:rPr>
+      </w:pPr>
+      <w:ins w:id="9012" w:author="Claude" w:date="2026-09-23T11:00:00Z">
+        <w:r>
+          <w:t xml:space="preserve">Hostile mechs eject too. Bloom never do, and the named rivals are pulled out by their own side. Any player unit next to an enemy capsule can take the pilot prisoner for one action. Prisoners come home only on a win. At Debrief each one is either ransomed for company points or recruited as a new G-tier pilot of the same class, on the bench (Data Pack §12.3). Full rules: Bloom_Wars_Build_Log_Addendum_EjectionCapsules_15Sep2026.md.</w:t>
+        </w:r>
+      </w:ins>
+    </w:p>
+    <w:p>
+      <w:pPr>
+        <w:pStyle w:val="BodyText"/>
+      </w:pPr>
+      <w:r>
+        <w:t xml:space="preserve">Beacon Control is what gives this rule teeth mid-mission: it can put a downed pilot back on the board </w:t>
       </w:r>
       <w:r>
         <w:rPr>
@@ -1600,14 +1587,18 @@
         <w:t xml:space="preserve">during</w:t>
       </w:r>
       <w:r>
-        <w:t xml:space="preserve"> </w:t>
-      </w:r>
-      <w:r>
-        <w:t xml:space="preserve">the mission, drawing first on that pilot's own Fabricator-track Loadout spare part (if they have one) before it touches company Restock Room stock — and spare parts are finite and cost points to replace. Losing a unit is therefore never fatal but always expensive, which is the tension the original "no permadeath" rule was missing.</w:t>
-      </w:r>
-      <w:r>
-        <w:t xml:space="preserve"> </w:t>
-      </w:r>
+        <w:t xml:space="preserve"> the mission, drawing first on that pilot's own Fabricator-track Loadout spare part (if they have one) before it touches company Restock Room stock — and spare parts are finite and cost points to replace. Losing a unit is therefore </w:t>
+      </w:r>
+      <w:del w:id="9014" w:author="Claude" w:date="2026-09-23T11:00:00Z">
+        <w:r>
+          <w:delText xml:space="preserve">never fatal but always expensive, which is the tension the original "no permadeath" rule was missing. </w:delText>
+        </w:r>
+      </w:del>
+      <w:ins w:id="9015" w:author="Claude" w:date="2026-09-23T11:00:00Z">
+        <w:r>
+          <w:t xml:space="preserve">always expensive, and since the capsule rule it can also be permanent. A beacon can bring back a pilot who went down with no Munti standing, because nobody is ruled lost until the mission ends. </w:t>
+        </w:r>
+      </w:ins>
       <w:r>
         <w:rPr>
           <w:bCs/>
@@ -1616,15 +1607,42 @@
         <w:t xml:space="preserve">Correction, this pass:</w:t>
       </w:r>
       <w:r>
-        <w:t xml:space="preserve"> </w:t>
-      </w:r>
-      <w:r>
-        <w:t xml:space="preserve">an earlier draft of this paragraph described a Fabricator Loadout reviving a pilot on its own — that was never how it shipped; Beacon Control is the only thing that revives anyone mid-mission, Fabricator or not. See §6.2.</w:t>
+        <w:t xml:space="preserve"> an earlier draft of this paragraph described a Fabricator Loadout reviving a pilot on its own — that was never how it shipped; Beacon Control is the only thing that revives anyone mid-mission, Fabricator or not. See §6.2.</w:t>
       </w:r>
     </w:p>
     <w:bookmarkEnd w:id="35"/>
     <w:bookmarkEnd w:id="36"/>
     <w:bookmarkStart w:id="43" w:name="Xf60fb11c1cf4fe7675f1a65d34f68ee1a4b40cb"/>
+    <w:p>
+      <w:pPr>
+        <w:pStyle w:val="Heading2"/>
+        <w:rPr>
+          <w:ins w:id="9017" w:author="Claude" w:date="2026-09-23T11:00:00Z"/>
+        </w:rPr>
+      </w:pPr>
+      <w:ins w:id="9016" w:author="Claude" w:date="2026-09-23T11:00:00Z">
+        <w:r>
+          <w:rPr>
+            <w:bCs/>
+            <w:b/>
+          </w:rPr>
+          <w:t xml:space="preserve">3.2 Talking during a mission</w:t>
+        </w:r>
+      </w:ins>
+    </w:p>
+    <w:p>
+      <w:pPr>
+        <w:pStyle w:val="FirstParagraph"/>
+        <w:rPr>
+          <w:ins w:id="9019" w:author="Claude" w:date="2026-09-23T11:00:00Z"/>
+        </w:rPr>
+      </w:pPr>
+      <w:ins w:id="9018" w:author="Claude" w:date="2026-09-23T11:00:00Z">
+        <w:r>
+          <w:t xml:space="preserve">Since 12 Sep 2026 the Battle screen has three columns: unit info, the briefing, the mission log and the action bar on the left; the board in the middle; a comms column on the right. [ and ] collapse the side columns for a full-width board. Press T to talk. A selected pilot hears you, nothing selected means the squad hears you, and :t followed by a name or callsign reaches one pilot, or a hostile mech you can currently see. The seven crew verbs from the Hub (Gift, Praise, Flirt, Insult, Apology, Congratulate, Send-Off) work mid-mission on the same persisted standing, Stress and Morale. Repeating the same verb at the same pilot in one mission is worth 1, ½, ¼, ⅛, then 0 of its effect, and a verb with no target is refused rather than broadcast to the squad. :notes writes a field note stamped with the mission and turn. Hostiles hear you but don't answer yet. Full account: Bloom_Wars_Build_Log_Addendum_MissionChat_12Sep2026.md.</w:t>
+        </w:r>
+      </w:ins>
+    </w:p>
     <w:p>
       <w:pPr>
         <w:pStyle w:val="Heading1"/>
@@ -2052,10 +2070,7 @@
               <w:t xml:space="preserve">the design consequence worth understanding</w:t>
             </w:r>
             <w:r>
-              <w:t xml:space="preserve"> </w:t>
-            </w:r>
-            <w:r>
-              <w:t xml:space="preserve">The Meeps does not out-damage the Tank — it ignores it. A six-move melee unit walks past the Tank to reach the Reeps and the Munti behind it. So the Tank’s real job is not dealing damage, it is occupying the tiles the Meeps wants to walk through, and extending its overshield to the squishy things behind it. That single relationship is the whole game: Meeps dives the backline, Tank bodyguards the backline, Reeps out-ranges the Tank, everyone wants the Munti dead. If playtesting shows this loop is boring, nothing else in this document matters — fix it first.</w:t>
+              <w:t xml:space="preserve"> The Meeps does not out-damage the Tank — it ignores it. A six-move melee unit walks past the Tank to reach the Reeps and the Munti behind it. So the Tank’s real job is not dealing damage, it is occupying the tiles the Meeps wants to walk through, and extending its overshield to the squishy things behind it. That single relationship is the whole game: Meeps dives the backline, Tank bodyguards the backline, Reeps out-ranges the Tank, everyone wants the Munti dead. If playtesting shows this loop is boring, nothing else in this document matters — fix it first.</w:t>
             </w:r>
           </w:p>
         </w:tc>
@@ -2635,10 +2650,7 @@
         <w:pStyle w:val="BodyText"/>
       </w:pPr>
       <w:r>
-        <w:t xml:space="preserve">ATK and DEF are 100 for every path at G tier on purpose.</w:t>
-      </w:r>
-      <w:r>
-        <w:t xml:space="preserve"> </w:t>
+        <w:t xml:space="preserve">ATK and DEF are 100 for every path at G tier on purpose. </w:t>
       </w:r>
       <w:r>
         <w:rPr>
@@ -2906,10 +2918,7 @@
               <w:t xml:space="preserve">Charge:</w:t>
             </w:r>
             <w:r>
-              <w:t xml:space="preserve"> </w:t>
-            </w:r>
-            <w:r>
-              <w:t xml:space="preserve">moving ≥3 tiles in a straight line over cost-1 terrain and attacking at the end of that move deals ×1.25 damage.</w:t>
+              <w:t xml:space="preserve"> moving ≥3 tiles in a straight line over cost-1 terrain and attacking at the end of that move deals ×1.25 damage.</w:t>
             </w:r>
           </w:p>
         </w:tc>
@@ -2982,10 +2991,7 @@
               <w:t xml:space="preserve">Longer sensor, per your note.</w:t>
             </w:r>
             <w:r>
-              <w:t xml:space="preserve"> </w:t>
-            </w:r>
-            <w:r>
-              <w:t xml:space="preserve">Vision +2 and — the part that matters — detects burrowed units anywhere inside sensor range. Everyone else finds a burrower by walking next to it.</w:t>
+              <w:t xml:space="preserve"> Vision +2 and — the part that matters — detects burrowed units anywhere inside sensor range. Everyone else finds a burrower by walking next to it.</w:t>
             </w:r>
           </w:p>
         </w:tc>
@@ -3083,10 +3089,7 @@
               <w:t xml:space="preserve">why the osnian sensor is a real mechanic and not flavour</w:t>
             </w:r>
             <w:r>
-              <w:t xml:space="preserve"> </w:t>
-            </w:r>
-            <w:r>
-              <w:t xml:space="preserve">The Bloom roster includes a burrowing ambusher (Undertow, §5.4) that is invisible on the board until something walks into it. Only two things detect it at range: a vibrissal chassis, and a Runemaster-track Loadout — which is exactly what your own brief asked a runemaster for. Stack both and you get vision 8 with detection across all of it, a dedicated scout build that hard-counters the ambush archetype. That is the kind of thing the chassis layer is for: it gives you a real answer to a real threat without adding a second combat system. It also means the centauroid rubble penalty stings — the Hiopi charge build is fast and blind, which is exactly the trade you want a chassis choice to be.</w:t>
+              <w:t xml:space="preserve"> The Bloom roster includes a burrowing ambusher (Undertow, §5.4) that is invisible on the board until something walks into it. Only two things detect it at range: a vibrissal chassis, and a Runemaster-track Loadout — which is exactly what your own brief asked a runemaster for. Stack both and you get vision 8 with detection across all of it, a dedicated scout build that hard-counters the ambush archetype. That is the kind of thing the chassis layer is for: it gives you a real answer to a real threat without adding a second combat system. It also means the centauroid rubble penalty stings — the Hiopi charge build is fast and blind, which is exactly the trade you want a chassis choice to be.</w:t>
             </w:r>
           </w:p>
         </w:tc>
@@ -3122,10 +3125,7 @@
               <w:t xml:space="preserve">a Frame system that reaches back into this section</w:t>
             </w:r>
             <w:r>
-              <w:t xml:space="preserve"> </w:t>
-            </w:r>
-            <w:r>
-              <w:t xml:space="preserve">Redundant Actuators (a Frame system, §6.5) removes the centauroid's rubble and structure-interior penalty from the table above — a Hiopi pilot who installs it pays bipedal movement costs everywhere, on every tile, instead of the 3-cost rubble and 2-cost structure rows the Centauroid column lists. It does not touch Charge, and it does not touch the Osnian sensor row — those stay chassis-locked. This is the one place a purchasable system reaches back into the chassis layer rather than sitting purely inside §6.5, which is why it is flagged here and not just in the systems list.</w:t>
+              <w:t xml:space="preserve"> Redundant Actuators (a Frame system, §6.5) removes the centauroid's rubble and structure-interior penalty from the table above — a Hiopi pilot who installs it pays bipedal movement costs everywhere, on every tile, instead of the 3-cost rubble and 2-cost structure rows the Centauroid column lists. It does not touch Charge, and it does not touch the Osnian sensor row — those stay chassis-locked. This is the one place a purchasable system reaches back into the chassis layer rather than sitting purely inside §6.5, which is why it is flagged here and not just in the systems list.</w:t>
             </w:r>
           </w:p>
         </w:tc>
@@ -3994,13 +3994,7 @@
         <w:t xml:space="preserve">Mounts</w:t>
       </w:r>
       <w:r>
-        <w:t xml:space="preserve"> </w:t>
-      </w:r>
-      <w:r>
-        <w:t xml:space="preserve">and</w:t>
-      </w:r>
-      <w:r>
-        <w:t xml:space="preserve"> </w:t>
+        <w:t xml:space="preserve"> and </w:t>
       </w:r>
       <w:r>
         <w:rPr>
@@ -4010,10 +4004,7 @@
         <w:t xml:space="preserve">Draw</w:t>
       </w:r>
       <w:r>
-        <w:t xml:space="preserve"> </w:t>
-      </w:r>
-      <w:r>
-        <w:t xml:space="preserve">are the Frame Systems capacity columns — how many weapon branches a pilot can carry into a mission at once, and how much permanent-system budget they have to spend, both gated to gear tier. They ride the same ladder as ATK/DEF/HP/Move for a reason: Frame Systems (§6.5) is not a separate progression track, it is what the existing gear-tier purchase already unlocks. S-tier (Heirloom-grade) reads as A's row for both columns — there is no separate S entry.</w:t>
+        <w:t xml:space="preserve"> are the Frame Systems capacity columns — how many weapon branches a pilot can carry into a mission at once, and how much permanent-system budget they have to spend, both gated to gear tier. They ride the same ladder as ATK/DEF/HP/Move for a reason: Frame Systems (§6.5) is not a separate progression track, it is what the existing gear-tier purchase already unlocks. S-tier (Heirloom-grade) reads as A's row for both columns — there is no separate S entry.</w:t>
       </w:r>
     </w:p>
     <w:p>
@@ -4058,8 +4049,6 @@
       </w:r>
       <w:r>
         <w:br/>
-      </w:r>
-      <w:r>
         <w:br/>
       </w:r>
       <w:r>
@@ -4070,8 +4059,6 @@
       </w:r>
       <w:r>
         <w:br/>
-      </w:r>
-      <w:r>
         <w:br/>
       </w:r>
       <w:r>
@@ -4082,8 +4069,6 @@
       </w:r>
       <w:r>
         <w:br/>
-      </w:r>
-      <w:r>
         <w:br/>
       </w:r>
       <w:r>
@@ -4094,8 +4079,6 @@
       </w:r>
       <w:r>
         <w:br/>
-      </w:r>
-      <w:r>
         <w:br/>
       </w:r>
       <w:r>
@@ -5327,10 +5310,7 @@
               <w:t xml:space="preserve">Impassable to everything, flyers included.</w:t>
             </w:r>
             <w:r>
-              <w:t xml:space="preserve"> </w:t>
-            </w:r>
-            <w:r>
-              <w:t xml:space="preserve">Distinct from structure, which is passable but slow. The Bunker map is built from it.</w:t>
+              <w:t xml:space="preserve"> Distinct from structure, which is passable but slow. The Bunker map is built from it.</w:t>
             </w:r>
           </w:p>
         </w:tc>
@@ -5720,13 +5700,7 @@
               <w:t xml:space="preserve">Endurance</w:t>
             </w:r>
             <w:r>
-              <w:t xml:space="preserve"> </w:t>
-            </w:r>
-            <w:r>
-              <w:t xml:space="preserve">is structural mass — the buffer that absorbs damage.</w:t>
-            </w:r>
-            <w:r>
-              <w:t xml:space="preserve"> </w:t>
+              <w:t xml:space="preserve"> is structural mass — the buffer that absorbs damage. </w:t>
             </w:r>
             <w:r>
               <w:rPr>
@@ -5736,13 +5710,7 @@
               <w:t xml:space="preserve">Vitality</w:t>
             </w:r>
             <w:r>
-              <w:t xml:space="preserve"> </w:t>
-            </w:r>
-            <w:r>
-              <w:t xml:space="preserve">is how hard the living thing inside is to actually stop. Damage depletes Endurance first. When Endurance reaches zero the creature enters</w:t>
-            </w:r>
-            <w:r>
-              <w:t xml:space="preserve"> </w:t>
+              <w:t xml:space="preserve"> is how hard the living thing inside is to actually stop. Damage depletes Endurance first. When Endurance reaches zero the creature enters </w:t>
             </w:r>
             <w:r>
               <w:rPr>
@@ -6804,10 +6772,7 @@
               <w:t xml:space="preserve">"</w:t>
             </w:r>
             <w:r>
-              <w:t xml:space="preserve"> </w:t>
-            </w:r>
-            <w:r>
-              <w:t xml:space="preserve">Everything below is that, formalised. Option A is removed from the roadmap, not deferred.</w:t>
+              <w:t xml:space="preserve"> Everything below is that, formalised. Option A is removed from the roadmap, not deferred.</w:t>
             </w:r>
           </w:p>
         </w:tc>
@@ -6843,13 +6808,7 @@
               <w:t xml:space="preserve">terminology, renamed 28 Aug 2026 — read this before the rest of the section</w:t>
             </w:r>
             <w:r>
-              <w:t xml:space="preserve"> </w:t>
-            </w:r>
-            <w:r>
-              <w:t xml:space="preserve">Your quote above says "mek," and at the time it was written that was correct — this whole passive-specialisation system was called "Meks." It has since been renamed</w:t>
-            </w:r>
-            <w:r>
-              <w:t xml:space="preserve"> </w:t>
+              <w:t xml:space="preserve"> Your quote above says "mek," and at the time it was written that was correct — this whole passive-specialisation system was called "Meks." It has since been renamed </w:t>
             </w:r>
             <w:r>
               <w:rPr>
@@ -6859,10 +6818,7 @@
               <w:t xml:space="preserve">Loadout</w:t>
             </w:r>
             <w:r>
-              <w:t xml:space="preserve"> </w:t>
-            </w:r>
-            <w:r>
-              <w:t xml:space="preserve">everywhere the player sees it, on purpose, to free up the word "Mek" for something else: a named crew companion, one per pilot, who personifies that pilot's Loadout track and lives in the Hub as a real character — a face, a given name, a personality, a relationship with the player, their own file in the Archive. That companion layer is a Hub/campaign-management feature and isn't described in this document; this section is exclusively about the mechanical system underneath it. Below, "Loadout" always means what your quote above calls "mek." Internal code identifiers (</w:t>
+              <w:t xml:space="preserve"> everywhere the player sees it, on purpose, to free up the word "Mek" for something else: a named crew companion, one per pilot, who personifies that pilot's Loadout track and lives in the Hub as a real character — a face, a given name, a personality, a relationship with the player, their own file in the Archive. That companion layer is a Hub/campaign-management feature and isn't described in this document; this section is exclusively about the mechanical system underneath it. Below, "Loadout" always means what your quote above calls "mek." Internal code identifiers (</w:t>
             </w:r>
             <w:r>
               <w:rPr>
@@ -6871,10 +6827,7 @@
               <w:t xml:space="preserve">MekArchetype</w:t>
             </w:r>
             <w:r>
-              <w:t xml:space="preserve">,</w:t>
-            </w:r>
-            <w:r>
-              <w:t xml:space="preserve"> </w:t>
+              <w:t xml:space="preserve">, </w:t>
             </w:r>
             <w:r>
               <w:rPr>
@@ -6883,10 +6836,7 @@
               <w:t xml:space="preserve">mekId</w:t>
             </w:r>
             <w:r>
-              <w:t xml:space="preserve">,</w:t>
-            </w:r>
-            <w:r>
-              <w:t xml:space="preserve"> </w:t>
+              <w:t xml:space="preserve">, </w:t>
             </w:r>
             <w:r>
               <w:rPr>
@@ -6895,10 +6845,7 @@
               <w:t xml:space="preserve">data/meks.ts</w:t>
             </w:r>
             <w:r>
-              <w:t xml:space="preserve">) were deliberately</w:t>
-            </w:r>
-            <w:r>
-              <w:t xml:space="preserve"> </w:t>
+              <w:t xml:space="preserve">) were deliberately </w:t>
             </w:r>
             <w:r>
               <w:rPr>
@@ -6908,10 +6855,7 @@
               <w:t xml:space="preserve">not</w:t>
             </w:r>
             <w:r>
-              <w:t xml:space="preserve"> </w:t>
-            </w:r>
-            <w:r>
-              <w:t xml:space="preserve">renamed — this was a player-facing copy change, not a data-model rework — so don't be surprised if the schema in §7 still says "Mek." One incidental collision worth knowing about: §4.4 already used the plain English word "loadout" (lowercase) to mean "a gear-tier equipment configuration" — that usage is unrelated and unchanged; capitalised "Loadout" below is always this section's specific renamed system.</w:t>
+              <w:t xml:space="preserve"> renamed — this was a player-facing copy change, not a data-model rework — so don't be surprised if the schema in §7 still says "Mek." One incidental collision worth knowing about: §4.4 already used the plain English word "loadout" (lowercase) to mean "a gear-tier equipment configuration" — that usage is unrelated and unchanged; capitalised "Loadout" below is always this section's specific renamed system.</w:t>
             </w:r>
           </w:p>
         </w:tc>
@@ -6949,10 +6893,7 @@
         </w:numPr>
       </w:pPr>
       <w:r>
-        <w:t xml:space="preserve">Each Loadout has one</w:t>
-      </w:r>
-      <w:r>
-        <w:t xml:space="preserve"> </w:t>
+        <w:t xml:space="preserve">Each Loadout has one </w:t>
       </w:r>
       <w:r>
         <w:rPr>
@@ -6962,13 +6903,7 @@
         <w:t xml:space="preserve">primary</w:t>
       </w:r>
       <w:r>
-        <w:t xml:space="preserve"> </w:t>
-      </w:r>
-      <w:r>
-        <w:t xml:space="preserve">specialisation and optionally one</w:t>
-      </w:r>
-      <w:r>
-        <w:t xml:space="preserve"> </w:t>
+        <w:t xml:space="preserve"> specialisation and optionally one </w:t>
       </w:r>
       <w:r>
         <w:rPr>
@@ -6978,10 +6913,7 @@
         <w:t xml:space="preserve">secondary</w:t>
       </w:r>
       <w:r>
-        <w:t xml:space="preserve"> </w:t>
-      </w:r>
-      <w:r>
-        <w:t xml:space="preserve">— "specialise in one or two thing", directly. The secondary is roughly half the primary’s value.</w:t>
+        <w:t xml:space="preserve"> — "specialise in one or two thing", directly. The secondary is roughly half the primary’s value.</w:t>
       </w:r>
     </w:p>
     <w:p>
@@ -6992,10 +6924,7 @@
         </w:numPr>
       </w:pPr>
       <w:r>
-        <w:t xml:space="preserve">There are four specialisation tracks plus a fifth that exists only as a secondary.</w:t>
-      </w:r>
-      <w:r>
-        <w:t xml:space="preserve"> </w:t>
+        <w:t xml:space="preserve">There are four specialisation tracks plus a fifth that exists only as a secondary. </w:t>
       </w:r>
       <w:r>
         <w:rPr>
@@ -7005,10 +6934,7 @@
         <w:t xml:space="preserve">Be honest about what this does and does not do in v0.1:</w:t>
       </w:r>
       <w:r>
-        <w:t xml:space="preserve"> </w:t>
-      </w:r>
-      <w:r>
-        <w:t xml:space="preserve">the slice has exactly five pilots and exactly five deploy slots, so there is no composition choice yet — everybody plays every mission. What the Loadout layer gives the slice is a spending decision, not a selection one. Composition becomes real the moment the roster exceeds the deploy count, which is the first thing Act 1’s back half does.</w:t>
+        <w:t xml:space="preserve"> the slice has exactly five pilots and exactly five deploy slots, so there is no composition choice yet — everybody plays every mission. What the Loadout layer gives the slice is a spending decision, not a selection one. Composition becomes real the moment the roster exceeds the deploy count, which is the first thing Act 1’s back half does.</w:t>
       </w:r>
     </w:p>
     <w:p>
@@ -7393,57 +7319,43 @@
                 <w:iCs/>
                 <w:i/>
               </w:rPr>
-              <w:t xml:space="preserve">The</w:t>
-            </w:r>
-            <w:r>
-              <w:rPr>
+              <w:t xml:space="preserve">The </w:t>
+            </w:r>
+            <w:r>
+              <w:rPr>
+                <w:bCs/>
+                <w:b/>
                 <w:iCs/>
                 <w:i/>
               </w:rPr>
-              <w:t xml:space="preserve"> </w:t>
-            </w:r>
-            <w:r>
-              <w:rPr>
+              <w:t xml:space="preserve">"</w:t>
+            </w:r>
+            <w:r>
+              <w:rPr>
+                <w:bCs/>
+                <w:b/>
                 <w:bCs/>
                 <w:b/>
                 <w:iCs/>
                 <w:i/>
               </w:rPr>
-              <w:t xml:space="preserve">"</w:t>
-            </w:r>
-            <w:r>
-              <w:rPr>
-                <w:bCs/>
-                <w:b/>
+              <w:t xml:space="preserve">better repair-per-turn</w:t>
+            </w:r>
+            <w:r>
+              <w:rPr>
                 <w:bCs/>
                 <w:b/>
                 <w:iCs/>
                 <w:i/>
               </w:rPr>
-              <w:t xml:space="preserve">better repair-per-turn</w:t>
-            </w:r>
-            <w:r>
-              <w:rPr>
-                <w:bCs/>
-                <w:b/>
+              <w:t xml:space="preserve">"</w:t>
+            </w:r>
+            <w:r>
+              <w:rPr>
                 <w:iCs/>
                 <w:i/>
               </w:rPr>
-              <w:t xml:space="preserve">"</w:t>
-            </w:r>
-            <w:r>
-              <w:rPr>
-                <w:iCs/>
-                <w:i/>
-              </w:rPr>
-              <w:t xml:space="preserve"> </w:t>
-            </w:r>
-            <w:r>
-              <w:rPr>
-                <w:iCs/>
-                <w:i/>
-              </w:rPr>
-              <w:t xml:space="preserve">half of v0.1’s Option B sketch.</w:t>
+              <w:t xml:space="preserve"> half of v0.1’s Option B sketch.</w:t>
             </w:r>
           </w:p>
         </w:tc>
@@ -7454,10 +7366,7 @@
         <w:pStyle w:val="BodyText"/>
       </w:pPr>
       <w:r>
-        <w:t xml:space="preserve">A fifth half-track,</w:t>
-      </w:r>
-      <w:r>
-        <w:t xml:space="preserve"> </w:t>
+        <w:t xml:space="preserve">A fifth half-track, </w:t>
       </w:r>
       <w:r>
         <w:rPr>
@@ -7507,10 +7416,7 @@
         <w:t xml:space="preserve">Spare parts are a campaign resource, not a per-mission one.</w:t>
       </w:r>
       <w:r>
-        <w:t xml:space="preserve"> </w:t>
-      </w:r>
-      <w:r>
-        <w:t xml:space="preserve">A Fabricator-track Loadout starts the campaign with its two parts and does not regenerate them. Replacements cost 40 points each in the shop — the same currency as gear tiers. So "a Beacon crate you don’t have to pay for" is a real economy: every mid-mission Beacon revive that draws on a spare part instead of company stock is a gear tier you did not buy.</w:t>
+        <w:t xml:space="preserve"> A Fabricator-track Loadout starts the campaign with its two parts and does not regenerate them. Replacements cost 40 points each in the shop — the same currency as gear tiers. So "a Beacon crate you don’t have to pay for" is a real economy: every mid-mission Beacon revive that draws on a spare part instead of company stock is a gear tier you did not buy.</w:t>
       </w:r>
     </w:p>
     <w:p>
@@ -7528,10 +7434,7 @@
         <w:t xml:space="preserve">The starting bench is deliberately incomplete.</w:t>
       </w:r>
       <w:r>
-        <w:t xml:space="preserve"> </w:t>
-      </w:r>
-      <w:r>
-        <w:t xml:space="preserve">Three of the five Loadouts ship with a primary and no secondary, and a secondary costs 180 — more than a G→E upgrade. So the player spends the whole slice choosing between deepening the support layer and pushing gear tiers, and cannot do both. Later, once the roster is bigger than the deploy count, the same tracks start driving selection too: a party with neither a Runemaster nor a vibrissal chassis is blind to burrowers, a party with no Fabricator has to accept its losses.</w:t>
+        <w:t xml:space="preserve"> Three of the five Loadouts ship with a primary and no secondary, and a secondary costs 180 — more than a G→E upgrade. So the player spends the whole slice choosing between deepening the support layer and pushing gear tiers, and cannot do both. Later, once the roster is bigger than the deploy count, the same tracks start driving selection too: a party with neither a Runemaster nor a vibrissal chassis is blind to burrowers, a party with no Fabricator has to accept its losses.</w:t>
       </w:r>
     </w:p>
     <w:p>
@@ -7549,10 +7452,7 @@
         <w:t xml:space="preserve">Loadout assignment is fixed per pilot, not swappable.</w:t>
       </w:r>
       <w:r>
-        <w:t xml:space="preserve"> </w:t>
-      </w:r>
-      <w:r>
-        <w:t xml:space="preserve">Each pilot has their Loadout — that is the lore and it is also better design, because once the roster is larger than the deploy count, choosing which five pilots to field is simultaneously choosing your support loadout. One decision, two layers of consequence. In the slice, where the roster is exactly five, what it means is that points spent on a Loadout are points spent on that specific person. (The same fixed-per-pilot logic now also holds for that pilot's named Mek companion — the two travel together, by design.)</w:t>
+        <w:t xml:space="preserve"> Each pilot has their Loadout — that is the lore and it is also better design, because once the roster is larger than the deploy count, choosing which five pilots to field is simultaneously choosing your support loadout. One decision, two layers of consequence. In the slice, where the roster is exactly five, what it means is that points spent on a Loadout are points spent on that specific person. (The same fixed-per-pilot logic now also holds for that pilot's named Mek companion — the two travel together, by design.)</w:t>
       </w:r>
     </w:p>
     <w:bookmarkEnd w:id="51"/>
@@ -7876,10 +7776,7 @@
         <w:pStyle w:val="BodyText"/>
       </w:pPr>
       <w:r>
-        <w:t xml:space="preserve">Across the four slice missions a competent player earns roughly 700–780 points (base rewards total 620, performance bonuses add 80–160). G through D costs 290 per pilot, so that budget takes</w:t>
-      </w:r>
-      <w:r>
-        <w:t xml:space="preserve"> </w:t>
+        <w:t xml:space="preserve">Across the four slice missions a competent player earns roughly 700–780 points (base rewards total 620, performance bonuses add 80–160). G through D costs 290 per pilot, so that budget takes </w:t>
       </w:r>
       <w:r>
         <w:rPr>
@@ -7926,10 +7823,7 @@
         <w:t xml:space="preserve">Capacity rides the gear tier ladder.</w:t>
       </w:r>
       <w:r>
-        <w:t xml:space="preserve"> </w:t>
-      </w:r>
-      <w:r>
-        <w:t xml:space="preserve">Each tier grants a Draw budget and, from tier C, a second weapon mount:</w:t>
+        <w:t xml:space="preserve"> Each tier grants a Draw budget and, from tier C, a second weapon mount:</w:t>
       </w:r>
     </w:p>
     <w:tbl>
@@ -8314,10 +8208,7 @@
         <w:t xml:space="preserve">Systems</w:t>
       </w:r>
       <w:r>
-        <w:t xml:space="preserve"> </w:t>
-      </w:r>
-      <w:r>
-        <w:t xml:space="preserve">are bought permanently (personal points, Draw cost × 60 placeholder) and then installed or swapped freely within the pilot’s current Draw budget — owning six Draw worth of systems on a D-tier pilot (budget 5) means picking which five Draw’s worth rides along, not being locked out of the rest. Most systems carry a real engine effect, not just a stat delta: a longer sensor radius, a defence-ignoring shot, terrain interaction, and so on. A handful gate behind killing a specific Bloom archetype a set number of times — flavoured as salvage recovered from the kill — and a system in that category costs one extra Draw for a pilot whose Loadout is not Runemaster-primary.</w:t>
+        <w:t xml:space="preserve"> are bought permanently (personal points, Draw cost × 60 placeholder) and then installed or swapped freely within the pilot’s current Draw budget — owning six Draw worth of systems on a D-tier pilot (budget 5) means picking which five Draw’s worth rides along, not being locked out of the rest. Most systems carry a real engine effect, not just a stat delta: a longer sensor radius, a defence-ignoring shot, terrain interaction, and so on. A handful gate behind killing a specific Bloom archetype a set number of times — flavoured as salvage recovered from the kill — and a system in that category costs one extra Draw for a pilot whose Loadout is not Runemaster-primary.</w:t>
       </w:r>
     </w:p>
     <w:p>
@@ -8332,10 +8223,7 @@
         <w:t xml:space="preserve">Refits</w:t>
       </w:r>
       <w:r>
-        <w:t xml:space="preserve"> </w:t>
-      </w:r>
-      <w:r>
-        <w:t xml:space="preserve">are the capstone: one permanent, path-specific choice at tier A (two options per path), gated and irreversible, layered on top of everything else the pilot owns.</w:t>
+        <w:t xml:space="preserve"> are the capstone: one permanent, path-specific choice at tier A (two options per path), gated and irreversible, layered on top of everything else the pilot owns.</w:t>
       </w:r>
     </w:p>
     <w:p>
@@ -8350,10 +8238,7 @@
         <w:t xml:space="preserve">Second weapon mount, from tier C on.</w:t>
       </w:r>
       <w:r>
-        <w:t xml:space="preserve"> </w:t>
-      </w:r>
-      <w:r>
-        <w:t xml:space="preserve">Both equipped branches are fully live at once — passive bonuses from each apply together, any granted ability from either sits on the action bar, on-hit effects from both can trigger, and the pilot’s attack range is the widest window across their base range and every equipped branch’s override. There is no primary/offhand split and no switching between them mid-mission; owning two mounted branches means both fire together, every turn, for the rest of the campaign.</w:t>
+        <w:t xml:space="preserve"> Both equipped branches are fully live at once — passive bonuses from each apply together, any granted ability from either sits on the action bar, on-hit effects from both can trigger, and the pilot’s attack range is the widest window across their base range and every equipped branch’s override. There is no primary/offhand split and no switching between them mid-mission; owning two mounted branches means both fire together, every turn, for the rest of the campaign.</w:t>
       </w:r>
     </w:p>
     <w:p>
@@ -8392,10 +8277,7 @@
         <w:pStyle w:val="BodyText"/>
       </w:pPr>
       <w:r>
-        <w:t xml:space="preserve">Full populated data files are in the companion</w:t>
-      </w:r>
-      <w:r>
-        <w:t xml:space="preserve"> </w:t>
+        <w:t xml:space="preserve">Full populated data files are in the companion </w:t>
       </w:r>
       <w:r>
         <w:rPr>
@@ -8427,6 +8309,19 @@
     <w:p>
       <w:pPr>
         <w:pStyle w:val="BodyText"/>
+        <w:rPr>
+          <w:ins w:id="9021" w:author="Claude" w:date="2026-09-23T11:00:00Z"/>
+        </w:rPr>
+      </w:pPr>
+      <w:ins w:id="9020" w:author="Claude" w:date="2026-09-23T11:00:00Z">
+        <w:r>
+          <w:t xml:space="preserve">type Gender = "male" | "female"; // added 13 Sep 2026: every pilot has one, chosen before the name (Data Pack §2, §4.3)</w:t>
+        </w:r>
+      </w:ins>
+    </w:p>
+    <w:p>
+      <w:pPr>
+        <w:pStyle w:val="BodyText"/>
       </w:pPr>
       <w:r>
         <w:t xml:space="preserve">type Chassis = "bipedal" | "centauroid" | "bipedal_vibrissal";</w:t>
@@ -9045,8 +8940,6 @@
       </w:r>
       <w:r>
         <w:br/>
-      </w:r>
-      <w:r>
         <w:br/>
       </w:r>
       <w:r>
@@ -9076,8 +8969,6 @@
       </w:r>
       <w:r>
         <w:br/>
-      </w:r>
-      <w:r>
         <w:br/>
       </w:r>
       <w:r>
@@ -9175,10 +9066,7 @@
               <w:t xml:space="preserve">no ally carve-out, ever</w:t>
             </w:r>
             <w:r>
-              <w:t xml:space="preserve"> </w:t>
-            </w:r>
-            <w:r>
-              <w:t xml:space="preserve">The Requiem system hits friend and foe alike, with no exception and no falloff. There is no "allies immune" mode, no reduced friendly damage, no confirmation that lets you re-aim for free. Softening this at any point undercuts the entire reason the mechanic is more interesting than a standard Advance Wars CO power. If a playtester says it feels bad, that is the mechanic working.</w:t>
+              <w:t xml:space="preserve"> The Requiem system hits friend and foe alike, with no exception and no falloff. There is no "allies immune" mode, no reduced friendly damage, no confirmation that lets you re-aim for free. Softening this at any point undercuts the entire reason the mechanic is more interesting than a standard Advance Wars CO power. If a playtester says it feels bad, that is the mechanic working.</w:t>
             </w:r>
           </w:p>
         </w:tc>
@@ -10211,13 +10099,7 @@
               <w:t xml:space="preserve">the quiet-critique discipline — this is an instruction to claude code, not flavour</w:t>
             </w:r>
             <w:r>
-              <w:t xml:space="preserve"> </w:t>
-            </w:r>
-            <w:r>
-              <w:t xml:space="preserve">The four ambushing mechs are the site’s own defenders.</w:t>
-            </w:r>
-            <w:r>
-              <w:t xml:space="preserve"> </w:t>
+              <w:t xml:space="preserve"> The four ambushing mechs are the site’s own defenders. </w:t>
             </w:r>
             <w:r>
               <w:rPr>
@@ -10227,13 +10109,7 @@
               <w:t xml:space="preserve">The game never says so.</w:t>
             </w:r>
             <w:r>
-              <w:t xml:space="preserve"> </w:t>
-            </w:r>
-            <w:r>
-              <w:t xml:space="preserve">Not in the briefing, not in the debrief, not in a unit name, not in a tooltip. They deploy as "Unmarked Mech" and that is the entire text the player ever sees. The player can work it out from Mission 1b’s context or not at all.</w:t>
-            </w:r>
-            <w:r>
-              <w:t xml:space="preserve"> </w:t>
+              <w:t xml:space="preserve"> Not in the briefing, not in the debrief, not in a unit name, not in a tooltip. They deploy as "Unmarked Mech" and that is the entire text the player ever sees. The player can work it out from Mission 1b’s context or not at all. </w:t>
             </w:r>
             <w:r>
               <w:rPr>
@@ -10889,13 +10765,7 @@
               <w:t xml:space="preserve">Is the source material’s Team One wipe the whole squad, or specific members?</w:t>
             </w:r>
             <w:r>
-              <w:t xml:space="preserve"> </w:t>
-            </w:r>
-            <w:r>
-              <w:t xml:space="preserve">It changes the slice’s ending materially. If it is the full five, the slice ends with the campaign handing the player a new roster, which is a strong beat but means every point the player spent on gear tiers evaporates — and that will feel like a bug unless the game is explicit that the</w:t>
-            </w:r>
-            <w:r>
-              <w:t xml:space="preserve"> </w:t>
+              <w:t xml:space="preserve"> It changes the slice’s ending materially. If it is the full five, the slice ends with the campaign handing the player a new roster, which is a strong beat but means every point the player spent on gear tiers evaporates — and that will feel like a bug unless the game is explicit that the </w:t>
             </w:r>
             <w:r>
               <w:rPr>
@@ -10905,10 +10775,7 @@
               <w:t xml:space="preserve">points</w:t>
             </w:r>
             <w:r>
-              <w:t xml:space="preserve"> </w:t>
-            </w:r>
-            <w:r>
-              <w:t xml:space="preserve">carry forward even though the pilots do not. If it is one or two named pilots, it is simpler and the economy is untouched. The data field is events[].action.unitIds and it is populated with a placeholder in the Data Pack. Fill it from the outline and the rest works unchanged.</w:t>
+              <w:t xml:space="preserve"> carry forward even though the pilots do not. If it is one or two named pilots, it is simpler and the economy is untouched. The data field is events[].action.unitIds and it is populated with a placeholder in the Data Pack. Fill it from the outline and the rest works unchanged.</w:t>
             </w:r>
           </w:p>
         </w:tc>
@@ -11414,10 +11281,7 @@
               <w:jc w:val="left"/>
             </w:pPr>
             <w:r>
-              <w:t xml:space="preserve">Real Mek names —</w:t>
-            </w:r>
-            <w:r>
-              <w:t xml:space="preserve"> </w:t>
+              <w:t xml:space="preserve">Real Mek names — </w:t>
             </w:r>
             <w:r>
               <w:rPr>
@@ -11427,10 +11291,7 @@
               <w:t xml:space="preserve">resolved, 9 Sep 2026, differently than this row expected.</w:t>
             </w:r>
             <w:r>
-              <w:t xml:space="preserve"> </w:t>
-            </w:r>
-            <w:r>
-              <w:t xml:space="preserve">The Data Pack's "Thyns' Mek" possessive style was the placeholder this row was tracking. What actually shipped: "Mek" stopped meaning the Loadout and started meaning the named companion (see §6's terminology note), so the possessive label retired entirely rather than getting filled in — every Mek now carries a real given name instead (</w:t>
+              <w:t xml:space="preserve"> The Data Pack's "Thyns' Mek" possessive style was the placeholder this row was tracking. What actually shipped: "Mek" stopped meaning the Loadout and started meaning the named companion (see §6's terminology note), so the possessive label retired entirely rather than getting filled in — every Mek now carries a real given name instead (</w:t>
             </w:r>
             <w:r>
               <w:rPr>
@@ -12161,10 +12022,7 @@
               <w:t xml:space="preserve">the one thing to protect</w:t>
             </w:r>
             <w:r>
-              <w:t xml:space="preserve"> </w:t>
-            </w:r>
-            <w:r>
-              <w:t xml:space="preserve">The reason to choose placeholder art is to spend the first weeks on whether the game is fun. That only pays off if the art decision stays reversible — which means no gameplay code may ever branch on a sprite, and no sprite may ever be the only place a stat is visible. If a playtester has to ask what a unit is, fix the encoding above rather than commissioning art.</w:t>
+              <w:t xml:space="preserve"> The reason to choose placeholder art is to spend the first weeks on whether the game is fun. That only pays off if the art decision stays reversible — which means no gameplay code may ever branch on a sprite, and no sprite may ever be the only place a stat is visible. If a playtester has to ask what a unit is, fix the encoding above rather than commissioning art.</w:t>
             </w:r>
           </w:p>
         </w:tc>
@@ -12528,10 +12386,7 @@
               <w:t xml:space="preserve">data-first discipline</w:t>
             </w:r>
             <w:r>
-              <w:t xml:space="preserve"> </w:t>
-            </w:r>
-            <w:r>
-              <w:t xml:space="preserve">Mission win conditions, unit stat blocks, Loadout definitions and map layouts stay pure data reachable by a UI. Never values buried inside battle logic. "Just make it work" pressure during a first prototype is exactly what erodes this, which is why it appears in the Build Brief as a review gate rather than a preference.</w:t>
+              <w:t xml:space="preserve"> Mission win conditions, unit stat blocks, Loadout definitions and map layouts stay pure data reachable by a UI. Never values buried inside battle logic. "Just make it work" pressure during a first prototype is exactly what erodes this, which is why it appears in the Build Brief as a review gate rather than a preference.</w:t>
             </w:r>
           </w:p>
         </w:tc>
@@ -12557,10 +12412,7 @@
         <w:pStyle w:val="FirstParagraph"/>
       </w:pPr>
       <w:r>
-        <w:t xml:space="preserve">Done — this was §14 of v0.1 and it is now the companion document,</w:t>
-      </w:r>
-      <w:r>
-        <w:t xml:space="preserve"> </w:t>
+        <w:t xml:space="preserve">Done — this was §14 of v0.1 and it is now the companion document, </w:t>
       </w:r>
       <w:r>
         <w:rPr>
@@ -12636,8 +12488,6 @@
       </w:r>
       <w:r>
         <w:br/>
-      </w:r>
-      <w:r>
         <w:br/>
       </w:r>
       <w:r>
@@ -12648,8 +12498,6 @@
       </w:r>
       <w:r>
         <w:br/>
-      </w:r>
-      <w:r>
         <w:br/>
       </w:r>
       <w:r>
@@ -12867,10 +12715,7 @@
               <w:jc w:val="left"/>
             </w:pPr>
             <w:r>
-              <w:t xml:space="preserve">Resolved, 9 Sep 2026 — see §11.2 item 2.</w:t>
-            </w:r>
-            <w:r>
-              <w:t xml:space="preserve"> </w:t>
+              <w:t xml:space="preserve">Resolved, 9 Sep 2026 — see §11.2 item 2. </w:t>
             </w:r>
             <w:r>
               <w:rPr>

--- a/design/Bloom_Wars_GDD_v0.2.docx
+++ b/design/Bloom_Wars_GDD_v0.2.docx
@@ -1450,6 +1450,11 @@
       <w:r>
         <w:t xml:space="preserve">Enemy turn: the Bloom AI acts per its Intelligence tier (§5.3).</w:t>
       </w:r>
+      <w:ins w:id="9101" w:author="Claude" w:date="2026-09-30T20:00:00Z">
+        <w:r>
+          <w:t xml:space="preserve"> Reinforcement waves arrive on a schedule set in the mission data. On the player turn before a wave lands, its landing tiles are marked with red crossed boxes and COMMS gives the count, so a wave is seen coming a full turn early. Burrowed waves and event-driven arrivals are deliberately not marked: those are the game’s real ambushes.</w:t>
+        </w:r>
+      </w:ins>
     </w:p>
     <w:p>
       <w:pPr>
@@ -11867,9 +11872,16 @@
               <w:pStyle w:val="Compact"/>
               <w:jc w:val="left"/>
             </w:pPr>
-            <w:r>
-              <w:t xml:space="preserve">55% opacity</w:t>
-            </w:r>
+            <w:del w:id="9102" w:author="Claude" w:date="2026-09-30T20:00:00Z">
+              <w:r>
+                <w:delText xml:space="preserve">55% opacity</w:delText>
+              </w:r>
+            </w:del>
+            <w:ins w:id="9103" w:author="Claude" w:date="2026-09-30T20:00:00Z">
+              <w:r>
+                <w:t xml:space="preserve">40% opacity, plus action pips at the tile’s top-left (one per action left) and a grey check mark once the unit is done</w:t>
+              </w:r>
+            </w:ins>
           </w:p>
         </w:tc>
         <w:tc>
@@ -11882,6 +11894,62 @@
             <w:r>
               <w:t xml:space="preserve">Standard genre convention. Do not invent a new one.</w:t>
             </w:r>
+          </w:p>
+        </w:tc>
+      </w:tr>
+      <w:tr>
+        <w:trPr>
+          <w:ins w:id="9110" w:author="Claude" w:date="2026-09-30T20:00:00Z"/>
+        </w:trPr>
+        <w:tc>
+          <w:tcPr/>
+          <w:p>
+            <w:pPr>
+              <w:pStyle w:val="Compact"/>
+              <w:jc w:val="left"/>
+              <w:rPr>
+                <w:ins w:id="9111" w:author="Claude" w:date="2026-09-30T20:00:00Z"/>
+              </w:rPr>
+            </w:pPr>
+            <w:ins w:id="9112" w:author="Claude" w:date="2026-09-30T20:00:00Z">
+              <w:r>
+                <w:t xml:space="preserve">Incoming reinforcements</w:t>
+              </w:r>
+            </w:ins>
+          </w:p>
+        </w:tc>
+        <w:tc>
+          <w:tcPr/>
+          <w:p>
+            <w:pPr>
+              <w:pStyle w:val="Compact"/>
+              <w:jc w:val="left"/>
+              <w:rPr>
+                <w:ins w:id="9113" w:author="Claude" w:date="2026-09-30T20:00:00Z"/>
+              </w:rPr>
+            </w:pPr>
+            <w:ins w:id="9114" w:author="Claude" w:date="2026-09-30T20:00:00Z">
+              <w:r>
+                <w:t xml:space="preserve">Crossed red box on each landing tile, light red wash</w:t>
+              </w:r>
+            </w:ins>
+          </w:p>
+        </w:tc>
+        <w:tc>
+          <w:tcPr/>
+          <w:p>
+            <w:pPr>
+              <w:pStyle w:val="Compact"/>
+              <w:jc w:val="left"/>
+              <w:rPr>
+                <w:ins w:id="9115" w:author="Claude" w:date="2026-09-30T20:00:00Z"/>
+              </w:rPr>
+            </w:pPr>
+            <w:ins w:id="9116" w:author="Claude" w:date="2026-09-30T20:00:00Z">
+              <w:r>
+                <w:t xml:space="preserve">Player turn only, the turn before the wave lands. Never on a burrowed wave. Crossed so it can never be read as the red attackable outline.</w:t>
+              </w:r>
+            </w:ins>
           </w:p>
         </w:tc>
       </w:tr>
